--- a/briefs/south-carolina/growth-infrastructure-roads/citizen-v2/citizen-brief.docx
+++ b/briefs/south-carolina/growth-infrastructure-roads/citizen-v2/citizen-brief.docx
@@ -489,7 +489,7 @@
           <w:color w:val="444444"/>
           <w:sz w:val="20"/>
         </w:rPr>
-        <w:t xml:space="preserve"> The concurrency bill (S227, 2026) — letting local governments require that roads and pipes keep pace before new development is approved — got further than anything else in the growth-management lane: reported favorably and amended on the Senate floor in the session's final weeks, then died without completing passage.</w:t>
+        <w:t xml:space="preserve"> The concurrency bill (S227, filed 2025) — letting local governments require that roads and pipes keep pace before new development is approved — got further than anything else in the growth-management lane: reported favorably and amended on the Senate floor in the session's final weeks, then died without completing passage.</w:t>
       </w:r>
     </w:p>
     <w:p>
@@ -849,7 +849,7 @@
           <w:color w:val="444444"/>
           <w:sz w:val="20"/>
         </w:rPr>
-        <w:t xml:space="preserve"> No bill between 2019 and 2026 proposes state-level or regional master planning in place of county-by-county plans. What the record holds instead is three other fights over who controls growth. First, state rules added to local plans: the Disaster Relief and Resilience Act (S259, Act 163 of 2020, Senate 44–1, House 65–35) created the state Office of Resilience with a statewide resilience plan and required every local comprehensive plan to add a resiliency element — the one enacted statewide planning layer, and proof the add-a-required-element path can pass. Second, concurrency — the growth-management idea that development approval waits until roads and pipes can handle it: H5562 (2024) died in committee, but S227 (2026, Sen. Davis) was reported favorably and amended on the Senate floor in the session's final weeks before dying without completing passage — the furthest any growth-management bill traveled in this record (its House twin H4050 never moved). A related bill (H4390, 2025) would have required community impact assessments — infrastructure, affordability, displacement — before major zoning decisions; it died in committee. Third, the annexation fights: county power to block municipal annexation until an infrastructure impact study is approved (H5742, 2026), county legal standing to challenge annexations (H4651, 2023), and the thrice-filed "donut hole" annexation bill (H5196, H3236, H4726) all died in committee. Pulling the opposite direction, the developer-side bills — the Home Attainability Act permitting packages (S528 and H3863 in 2021, S4 in 2023 and 2025), 45-day permit shot clocks (H4652, H3215), housing-cost impact analyses (H4482, S757), and transferable development rights (H4996, H4146, S288) — also died, though S288 reached the Senate calendar. One state-over-local land-use law did pass: the Small Wireless Facilities Deployment Act (H4262, Act 179 of 2020, 108–2, 32–6, 104–1), which set statewide rules for 5G equipment in rights of way and limited local zoning control over it.</w:t>
+        <w:t xml:space="preserve"> No bill between 2019 and 2026 proposes state-level or regional master planning in place of county-by-county plans. What the record holds instead is three other fights over who controls growth. First, state rules added to local plans: the Disaster Relief and Resilience Act (S259, Act 163 of 2020, Senate 44–1, House 65–35) created the state Office of Resilience with a statewide resilience plan and required every local comprehensive plan to add a resiliency element — the one enacted statewide planning layer, and proof the add-a-required-element path can pass. Second, concurrency — the growth-management idea that development approval waits until roads and pipes can handle it: H5562 (2024) died in committee, but S227 (filed 2025 by Sen. Davis) was reported favorably and amended on the Senate floor in the session's final weeks before dying without completing passage — the furthest any growth-management bill traveled in this record (its House twin H4050 never moved). A related bill (H4390, 2025) would have required community impact assessments — infrastructure, affordability, displacement — before major zoning decisions; it died in committee. Third, the annexation fights: county power to block municipal annexation until an infrastructure impact study is approved (H5742, 2026), county legal standing to challenge annexations (H4651, 2023), and the thrice-filed "donut hole" annexation bill (H5196, H3236, H4726) all died in committee. Pulling the opposite direction, the developer-side bills — the Home Attainability Act permitting packages (S528 and H3863 in 2021, S4 in 2023 and 2025), 45-day permit shot clocks (H4652, H3215), housing-cost impact analyses (H4482, S757), and transferable development rights (H4996, H4146, S288) — also died, though S288 reached the Senate calendar. One state-over-local land-use law did pass: the Small Wireless Facilities Deployment Act (H4262, Act 179 of 2020, 108–2, 32–6, 104–1), which set statewide rules for 5G equipment in rights of way and limited local zoning control over it.</w:t>
       </w:r>
     </w:p>
     <w:p>

--- a/briefs/south-carolina/growth-infrastructure-roads/citizen-v2/citizen-brief.docx
+++ b/briefs/south-carolina/growth-infrastructure-roads/citizen-v2/citizen-brief.docx
@@ -403,7 +403,7 @@
           <w:color w:val="1A2D4F"/>
           <w:sz w:val="20"/>
         </w:rPr>
-        <w:t>Who runs SCDOT [P-contractor-accountability].</w:t>
+        <w:t>Who runs SCDOT — and more [P-contractor-accountability] [P-fix-roads-first].</w:t>
       </w:r>
       <w:r>
         <w:rPr>
@@ -412,7 +412,7 @@
           <w:color w:val="444444"/>
           <w:sz w:val="20"/>
         </w:rPr>
-        <w:t xml:space="preserve"> The SCDOT Modernization Act (S831, Act 177 of 2026) made the Governor — not a seven-member commission — appoint the Secretary of Transportation, and handed the commission's duties to the secretary. It passed the Senate 37–1 and the House 114–0, with the final version adopted 112–2 and 43–0. The same design had been filed in 2019 (H3111) and 2024 (H5045) and died in committee both times without a hearing. Around the edges: the rule making road-project builders pay to relocate water and sewer lines (Act 36 of 2019, 38–0 and 108–0) was extended to 2032 (Act 244 of 2026).</w:t>
+        <w:t xml:space="preserve"> The SCDOT Modernization Act (S831, Act 177 of 2026) made the Governor — not a seven-member commission — appoint the Secretary of Transportation, and abolishes the commission on January 1, 2027. It passed the Senate 37–1 and the House 114–0, with the final version adopted 112–2 and 43–0; the same design had been filed in 2019 (H3111) and 2024 (H5045) and died in committee both times. The act reaches well beyond governance: it created a Pothole Mitigation Program (the public reports potholes, including by a free phone app, and SCDOT must repair them within seven days, with $15 million a year set aside), enacted the design-build contracting method that had died twice as a standalone bill, rewrote toll rules around new-capacity "choice lanes," allowed public-private road partnerships up to sixty years, and ordered an outside audit of SCDOT every four years.</w:t>
       </w:r>
     </w:p>
     <w:p>
@@ -580,7 +580,7 @@
           <w:color w:val="444444"/>
           <w:sz w:val="20"/>
         </w:rPr>
-        <w:t xml:space="preserve"> Ten measures to freeze, repeal, or suspend the gas user fee (four in the 2022 price spike, six in 2026) all died in the money committees without a vote — and so did the one bill pointing the other way, which would have more than doubled the counties' share of the gas fee for local roads (H5331). Every maintenance-accountability bill died too: the "Fix Our Roads" pavement preservation program (H5363), pothole-damage hotlines (H3871, H3451), and sheriff road-hazard reports (H4687). The fix-it-first money moved through the budget instead (see the proviso callout).</w:t>
+        <w:t xml:space="preserve"> Ten measures to freeze, repeal, or suspend the gas user fee (four in the 2022 price spike, six in 2026) all died in the money committees without a vote — and so did the one bill pointing the other way, which would have more than doubled the counties' share of the gas fee for local roads (H5331). Every standalone maintenance bill died too: the "Fix Our Roads" pavement preservation program (H5363), pothole-damage hotlines (H3871, H3451), and sheriff road-hazard reports (H4687) — though the pothole-reporting idea passed inside the SCDOT Modernization Act (above), and the fix-it-first money moved through the budget (see the proviso callout).</w:t>
       </w:r>
     </w:p>
     <w:p>
@@ -669,7 +669,7 @@
           <w:color w:val="444444"/>
           <w:sz w:val="20"/>
         </w:rPr>
-        <w:t>One structural law: the SCDOT Modernization Act (S831, Act 177 of 2026, 37–1 and 114–0) — the Governor now appoints the transportation secretary. Three smaller laws: the school-buildings penny expansion (H4589, Act 203, 81–18 and 40–2), the utility-relocation extension (H3768, Act 244, 103–0 and 44–0), and transit-facility trespass (S399, Act 222, 44–0 and 107–0). One near miss: the concurrency bill (S227) died on the Senate floor calendar after being amended in the final weeks. The FY 2026-27 budget created the Road Buyback Program (proviso 84.18), added $175 million for county road boards and $50 million for bridges, and renewed the fix-it-first rule for county road money (86.1) and SCDOT's public project dashboard directive (84.15).</w:t>
+        <w:t>One structural law: the SCDOT Modernization Act (S831, Act 177 of 2026, 37–1 and 114–0) — the Governor now appoints the transportation secretary, the commission dissolves January 1, 2027, and the act carries the new pothole program, design-build contracting, and "choice lane" toll rules. Three smaller laws: the school-buildings penny expansion (H4589, Act 203, 81–18 and 40–2), the utility-relocation extension (H3768, Act 244, 103–0 and 44–0), and transit-facility trespass (S399, Act 222, 44–0 and 107–0). One near miss: the concurrency bill (S227) died on the Senate floor calendar after being amended in the final weeks. The FY 2026-27 budget created the Road Buyback Program (proviso 84.18), added $175 million for county road boards and $50 million for bridges, and renewed the fix-it-first rule for county road money (86.1) and SCDOT's public project dashboard directive (84.15).</w:t>
       </w:r>
     </w:p>
     <w:p>
@@ -726,7 +726,7 @@
           <w:color w:val="444444"/>
           <w:sz w:val="20"/>
         </w:rPr>
-        <w:t xml:space="preserve"> Counties can already ask voters for a transportation penny tax (which can include tolls) and a capital project penny. The filed bills tried to widen them: making clear the transportation penny can fund mass transit (filed in all four sessions: S611 and H4389 in 2019, H3535 and S437 in 2021, S290, S562, and H4059 in 2023, S979 in 2026), letting pennies stack (H3129, 2021), letting a renewed penny run eleven years instead of seven (S116, 2023), and exempting groceries (H5188, S1113, 2024). Every one died in Senate Finance or House Ways and Means without a hearing. Tolls fared no better: four bills to toll I-95 at Lake Marion (S178 and H3739 in 2019, S780's toll-review mandate, S499 in 2023) and the Interstate 95 Bridge Toll Act (S674, 2023) died in first committee, as did a local-option one-cent gas fee for beach renourishment (S172, 2019). What passed: the County Green Space Sales Tax Act (S152, Act 166 of 2022, Senate 43–1 and 41–3, House 67–28) — a genuinely new, voter-approved local penny, for preserving land rather than building roads — plus flexibility laws letting tourism taxes fund flooding and drainage repair (S217, Act 146 of 2020, 34–2 and 87–15), setting beach-parking rules (S40, Act 89 of 2021, 44–0 and 102–10), and opening the education penny to more counties (H4589, Act 203 of 2026). Every local tool in this record requires a county referendum — the ballot question must list the projects, which is where the transparency condition citizens attached already lives in the law.</w:t>
+        <w:t xml:space="preserve"> Counties can already ask voters for a transportation penny tax (which can include tolls) and a capital project penny. The filed bills tried to widen them: making clear the transportation penny can fund mass transit (filed in all four sessions: S611 and H4389 in 2019, H3535 and S437 in 2021, S290, S562, and H4059 in 2023, S979 in 2026), letting pennies stack (H3129, 2021), letting a renewed penny run eleven years instead of seven (S116, 2023), and exempting groceries (H5188, S1113, 2024). Every one died in Senate Finance or House Ways and Means without a hearing. Tolls fared no better: four bills to toll I-95 at Lake Marion (S178 and H3739 in 2019, S780's toll-review mandate, S499 in 2023) and the Interstate 95 Bridge Toll Act (S674, 2023) died in first committee, as did a local-option one-cent gas fee for beach renourishment (S172, 2019) — and the SCDOT Modernization Act (Act 177 of 2026) then rewrote the toll rules statewide: usage charges may only be placed on new-capacity "choice lanes," never on existing free lanes. What passed: the County Green Space Sales Tax Act (S152, Act 166 of 2022, Senate 43–1 and 41–3, House 67–28) — a genuinely new, voter-approved local penny, for preserving land rather than building roads — plus flexibility laws letting tourism taxes fund flooding and drainage repair (S217, Act 146 of 2020, 34–2 and 87–15), setting beach-parking rules (S40, Act 89 of 2021, 44–0 and 102–10), and opening the education penny to more counties (H4589, Act 203 of 2026). Every local tool in this record requires a county referendum — the ballot question must list the projects, which is where the transparency condition citizens attached already lives in the law.</w:t>
       </w:r>
     </w:p>
     <w:p>
@@ -881,7 +881,7 @@
           <w:color w:val="1A2D4F"/>
           <w:sz w:val="20"/>
         </w:rPr>
-        <w:t>The bills never moved; the money did — through the budget.</w:t>
+        <w:t>The standalone bills never moved; the money did — and one piece passed inside the big SCDOT act.</w:t>
       </w:r>
       <w:r>
         <w:rPr>
@@ -890,7 +890,7 @@
           <w:color w:val="444444"/>
           <w:sz w:val="20"/>
         </w:rPr>
-        <w:t xml:space="preserve"> Every maintenance-accountability bill died in its first committee: the "Fix Our Roads Accountability Act" creating a statewide pavement preservation program with annual reports (H5363, 2026), the rule that SCDOT must properly maintain roads it takes into the state system (H4610, 2023), pothole-damage hotlines so drivers can report road hazards and file damage claims (H3871 in 2021, H3451 in 2023), sheriff road-hazard reports with a public database (H4687, 2025), and county authority to maintain orphan private roads (H3516, 2023). Where fix-it-first is real is the annual budget. A proviso renewed every enacted year (86.1) requires that the 2017 gas-tax act's extra money for County Transportation Committees — the county boards that spend gas-tax "C" funds on local roads — go exclusively to repairs, maintenance, and improvements. The one-time money lists put $200,000,000 into a CTC Acceleration Fund, $100,000,000 into a Bridge Acceleration Fund, and $117,401,000 into a Rural Road Safety Program in FY 2024-25; $200,000,000 into Bridge Modernization in FY 2025-26; and $175,000,000 (CTC) plus $50,000,000 (bridges) in FY 2026-27. FY 2026-27 also created the Road Buyback Program (proviso 84.18): SCDOT lists state roads that no longer serve a statewide purpose and pays counties and cities to take them back — resurfaced and repaired first. These are one-year rules and one-time sums, not permanent law: each exists only until the next budget chooses again.</w:t>
+        <w:t xml:space="preserve"> Every standalone maintenance bill died in its first committee: the "Fix Our Roads Accountability Act" creating a statewide pavement preservation program with annual reports (H5363, 2026), the rule that SCDOT must properly maintain roads it takes into the state system (H4610, 2023), pothole-damage hotlines so drivers can report road hazards and file damage claims (H3871 in 2021, H3451 in 2023), sheriff road-hazard reports with a public database (H4687, 2025), and county authority to maintain orphan private roads (H3516, 2023). But the pothole-reporting idea became permanent law inside the SCDOT Modernization Act (S831, Act 177 of 2026): its Pothole Mitigation Program requires SCDOT to take pothole reports from the public — by phone, website, or a free mobile app — and repair each reported pothole within seven days, with $15,000,000 a year set aside for full-depth repair of repeat potholes. The same act reset the county "C"-funds rule to a thirty-three percent state-highway share, with the other two-thirds at the county board's discretion. Beyond that, where fix-it-first is real is the annual budget. A proviso renewed every enacted year (86.1) requires that the 2017 gas-tax act's extra money for County Transportation Committees — the county boards that spend gas-tax "C" funds on local roads — go exclusively to repairs, maintenance, and improvements. The one-time money lists put $200,000,000 into a CTC Acceleration Fund, $100,000,000 into a Bridge Acceleration Fund, and $117,401,000 into a Rural Road Safety Program in FY 2024-25; $200,000,000 into Bridge Modernization in FY 2025-26; and $175,000,000 (CTC) plus $50,000,000 (bridges) in FY 2026-27. FY 2026-27 also created the Road Buyback Program (proviso 84.18): SCDOT lists state roads that no longer serve a statewide purpose and pays counties and cities to take them back — resurfaced and repaired first. These are one-year rules and one-time sums, not permanent law: each exists only until the next budget chooses again.</w:t>
       </w:r>
     </w:p>
     <w:p>
@@ -963,7 +963,7 @@
           <w:color w:val="1A2D4F"/>
           <w:sz w:val="20"/>
         </w:rPr>
-        <w:t>The bidding bills stalled; the transparency tools live in the budget.</w:t>
+        <w:t>The standalone bidding bills stalled — then the method passed inside the SCDOT Modernization Act.</w:t>
       </w:r>
       <w:r>
         <w:rPr>
@@ -972,7 +972,7 @@
           <w:color w:val="444444"/>
           <w:sz w:val="20"/>
         </w:rPr>
-        <w:t xml:space="preserve"> Two bills would have let SCDOT use design-build contracting — choosing a contractor on qualifications first, then negotiating price (H5312 in 2024, H3560 in 2025); both died in committee. In 2020, two joint resolutions to approve SCDOT's own contractor-accountability regulations — a performance-evaluation scoring system (S1069) and rules for disqualifying and suspending contractors from SCDOT work (S1070) — were placed on the Senate calendar and never taken up when COVID ended the session. Bills steering a share of highway contracts to firms owned by women and minorities (S385, H4401, H4823, 2019–20), requiring the secretary to certify SCDOT's expenditure reports (H4090, 2021), and creating a public-private partnership framework (H3559, 2021) all died in committee. What passed sits at the edges: the rule that whoever builds a road project pays to relocate water and sewer lines (S401, Act 36 of 2019, 38–0 and 108–0; extended to 2032 by H3768, Act 244 of 2026) and a rewrite of contractor licensing law (H4115, Act 69 of 2023). The accountability tools citizens described exist today as one-year budget provisos: SCDOT must publish its project priority lists with the ranking methodology in a conspicuous public place (proviso 84.8, renewed yearly), and since FY 2024-25 it is directed to upgrade its public Programmed Project Viewer dashboard — every project's status, forecast versus actual cost, projected completion date, and an on-time-and-on-budget list, with quarterly reports (84.18, now 84.15). Those rules lapse in any year the budget drops them.</w:t>
+        <w:t xml:space="preserve"> Two bills would have let SCDOT use design-build contracting — choosing a contractor on qualifications first, then negotiating price (H5312 in 2024, H3560 in 2025); both died in committee. The idea then became law anyway: Act 177 of 2026 gave SCDOT phased design-build authority and a second new method (construction manager/general contractor), authorized public-private partnership agreements capped at sixty years, and requires an independent outside firm to audit SCDOT's performance and organization every four years. In 2020, two joint resolutions to approve SCDOT's own contractor-accountability regulations — a performance-evaluation scoring system (S1069) and rules for disqualifying and suspending contractors from SCDOT work (S1070) — were placed on the Senate calendar and never taken up when COVID ended the session. Bills steering a share of highway contracts to firms owned by women and minorities (S385, H4401, H4823, 2019–20), requiring the secretary to certify SCDOT's expenditure reports (H4090, 2021), and creating a public-private partnership framework (H3559, 2021) all died in committee. What passed sits at the edges: the rule that whoever builds a road project pays to relocate water and sewer lines (S401, Act 36 of 2019, 38–0 and 108–0; extended to 2032 by H3768, Act 244 of 2026) and a rewrite of contractor licensing law (H4115, Act 69 of 2023). The accountability tools citizens described exist today as one-year budget provisos: SCDOT must publish its project priority lists with the ranking methodology in a conspicuous public place (proviso 84.8, renewed yearly), and since FY 2024-25 it is directed to upgrade its public Programmed Project Viewer dashboard — every project's status, forecast versus actual cost, projected completion date, and an on-time-and-on-budget list, with quarterly reports (84.18, now 84.15). Those rules lapse in any year the budget drops them.</w:t>
       </w:r>
     </w:p>
     <w:p>
@@ -1328,7 +1328,7 @@
           <w:color w:val="444444"/>
           <w:sz w:val="20"/>
         </w:rPr>
-        <w:t xml:space="preserve"> The seven-member board that ran the Department of Transportation and appointed its secretary — until Act 177 of 2026 gave the appointment to the Governor and moved the commission's duties to the secretary.</w:t>
+        <w:t xml:space="preserve"> The seven-member board that ran the Department of Transportation and appointed its secretary — until Act 177 of 2026 gave the appointment to the Governor and abolished the commission effective January 1, 2027, moving its duties to the secretary.</w:t>
       </w:r>
     </w:p>
     <w:p>
@@ -1396,7 +1396,75 @@
           <w:color w:val="444444"/>
           <w:sz w:val="20"/>
         </w:rPr>
-        <w:t xml:space="preserve"> A contracting method where one team designs and builds a project, picked on qualifications before the final price. Two bills to let SCDOT use a phased version died in committee.</w:t>
+        <w:t xml:space="preserve"> A contracting method where one team designs and builds a project, picked on qualifications before the final price. Two standalone bills died in committee; the method was then enacted inside the SCDOT Modernization Act (Act 177 of 2026).</w:t>
+      </w:r>
+    </w:p>
+    <w:p>
+      <w:pPr>
+        <w:widowControl/>
+        <w:spacing w:before="0" w:after="60" w:lineRule="auto" w:line="252"/>
+        <w:ind w:left="200"/>
+      </w:pPr>
+      <w:r>
+        <w:rPr>
+          <w:rFonts w:ascii="Arial" w:hAnsi="Arial" w:cs="Arial" w:eastAsia="Arial"/>
+          <w:b w:val="0"/>
+          <w:color w:val="C0392B"/>
+          <w:sz w:val="20"/>
+        </w:rPr>
+        <w:t xml:space="preserve">▪  </w:t>
+      </w:r>
+      <w:r>
+        <w:rPr>
+          <w:rFonts w:ascii="Arial" w:hAnsi="Arial" w:cs="Arial" w:eastAsia="Arial"/>
+          <w:b/>
+          <w:color w:val="1A2D4F"/>
+          <w:sz w:val="20"/>
+        </w:rPr>
+        <w:t>Choice lanes:</w:t>
+      </w:r>
+      <w:r>
+        <w:rPr>
+          <w:rFonts w:ascii="Arial" w:hAnsi="Arial" w:cs="Arial" w:eastAsia="Arial"/>
+          <w:b w:val="0"/>
+          <w:color w:val="444444"/>
+          <w:sz w:val="20"/>
+        </w:rPr>
+        <w:t xml:space="preserve"> Act 177's name for optional express toll lanes. Usage charges may only be placed on new lanes that add capacity — existing free lanes cannot be tolled.</w:t>
+      </w:r>
+    </w:p>
+    <w:p>
+      <w:pPr>
+        <w:widowControl/>
+        <w:spacing w:before="0" w:after="60" w:lineRule="auto" w:line="252"/>
+        <w:ind w:left="200"/>
+      </w:pPr>
+      <w:r>
+        <w:rPr>
+          <w:rFonts w:ascii="Arial" w:hAnsi="Arial" w:cs="Arial" w:eastAsia="Arial"/>
+          <w:b w:val="0"/>
+          <w:color w:val="C0392B"/>
+          <w:sz w:val="20"/>
+        </w:rPr>
+        <w:t xml:space="preserve">▪  </w:t>
+      </w:r>
+      <w:r>
+        <w:rPr>
+          <w:rFonts w:ascii="Arial" w:hAnsi="Arial" w:cs="Arial" w:eastAsia="Arial"/>
+          <w:b/>
+          <w:color w:val="1A2D4F"/>
+          <w:sz w:val="20"/>
+        </w:rPr>
+        <w:t>Pothole Mitigation Program:</w:t>
+      </w:r>
+      <w:r>
+        <w:rPr>
+          <w:rFonts w:ascii="Arial" w:hAnsi="Arial" w:cs="Arial" w:eastAsia="Arial"/>
+          <w:b w:val="0"/>
+          <w:color w:val="444444"/>
+          <w:sz w:val="20"/>
+        </w:rPr>
+        <w:t xml:space="preserve"> Created by Act 177 of 2026: the public reports potholes (by phone, website, or a free app) and SCDOT must repair each within seven days, with $15 million a year set aside for repeat potholes.</w:t>
       </w:r>
     </w:p>
     <w:p>

--- a/briefs/south-carolina/growth-infrastructure-roads/citizen-v2/citizen-brief.docx
+++ b/briefs/south-carolina/growth-infrastructure-roads/citizen-v2/citizen-brief.docx
@@ -54,7 +54,7 @@
           <w:color w:val="444444"/>
           <w:sz w:val="20"/>
         </w:rPr>
-        <w:t>The legislative record behind South Carolinians' seven growth-and-roads proposals, 2019–2026.</w:t>
+        <w:t>The legislative record behind South Carolinians' five growth-and-roads proposals, 2019–2026.</w:t>
       </w:r>
     </w:p>
     <w:p>
@@ -204,7 +204,7 @@
           <w:color w:val="444444"/>
           <w:sz w:val="20"/>
         </w:rPr>
-        <w:t xml:space="preserve"> for all 10 impact-fee bills and all 11 transit-and-rail bills</w:t>
+        <w:t xml:space="preserve"> for all 10 impact-fee bills — the fee named in citizens' funding-tools proposal — in either direction</w:t>
       </w:r>
     </w:p>
     <w:tbl>
@@ -521,7 +521,7 @@
           <w:color w:val="1A2D4F"/>
           <w:sz w:val="20"/>
         </w:rPr>
-        <w:t>Making developers pay [P-developer-pays-growth].</w:t>
+        <w:t>Impact fees — the other tool in the funding proposal [P-local-funding-tools].</w:t>
       </w:r>
       <w:r>
         <w:rPr>
@@ -530,32 +530,7 @@
           <w:color w:val="444444"/>
           <w:sz w:val="20"/>
         </w:rPr>
-        <w:t xml:space="preserve"> South Carolina has had a Development Impact Fee Act since 1999, so the ten bills here fought over its shape — expanding it (letting fees cover road resurfacing, H5088; residential-only fees, H4659; a developer fee funding help for longtime residents, H3460 and H4008) and narrowing it for the building industry (excluding maintenance and administrative costs, H4981, S856, H5017, H3165; exempting repeat local buyers, H4672). Not one impact-fee bill received a hearing or a vote in eight years, in either direction. No bill proposes a proffer system.</w:t>
-      </w:r>
-    </w:p>
-    <w:p>
-      <w:pPr>
-        <w:widowControl/>
-        <w:spacing w:before="0" w:after="49" w:lineRule="auto" w:line="247"/>
-        <w:jc w:val="both"/>
-      </w:pPr>
-      <w:r>
-        <w:rPr>
-          <w:rFonts w:ascii="Arial" w:hAnsi="Arial" w:cs="Arial" w:eastAsia="Arial"/>
-          <w:b/>
-          <w:color w:val="1A2D4F"/>
-          <w:sz w:val="20"/>
-        </w:rPr>
-        <w:t>Transit and rail [P-multimodal-transport].</w:t>
-      </w:r>
-      <w:r>
-        <w:rPr>
-          <w:rFonts w:ascii="Arial" w:hAnsi="Arial" w:cs="Arial" w:eastAsia="Arial"/>
-          <w:b w:val="0"/>
-          <w:color w:val="444444"/>
-          <w:sz w:val="20"/>
-        </w:rPr>
-        <w:t xml:space="preserve"> Every transit bill died in its first committee across four sessions: complete streets (H3656), transit-oriented development (H3655, H4013), developer-built transit stops (H3828), four commuter- and high-speed-rail study commissions, the Charlotte transit connection study (S730), and commuter rail along highways (H5347). Zero hearings. The only rail measure with floor support was the freight credit above.</w:t>
+        <w:t xml:space="preserve"> South Carolina has had a Development Impact Fee Act since 1999, so the ten bills here fought over its shape — expanding it (letting fees cover road resurfacing, H5088; residential-only fees, H4659; a developer fee funding help for longtime residents, H3460 and H4008) and narrowing it for the building industry (excluding maintenance and administrative costs, H4981, S856, H5017, H3165; exempting repeat local buyers, H4672). Not one impact-fee bill received a hearing or a vote in eight years, in either direction.</w:t>
       </w:r>
     </w:p>
     <w:p>
@@ -726,7 +701,23 @@
           <w:color w:val="444444"/>
           <w:sz w:val="20"/>
         </w:rPr>
-        <w:t xml:space="preserve"> Counties can already ask voters for a transportation penny tax (which can include tolls) and a capital project penny. The filed bills tried to widen them: making clear the transportation penny can fund mass transit (filed in all four sessions: S611 and H4389 in 2019, H3535 and S437 in 2021, S290, S562, and H4059 in 2023, S979 in 2026), letting pennies stack (H3129, 2021), letting a renewed penny run eleven years instead of seven (S116, 2023), and exempting groceries (H5188, S1113, 2024). Every one died in Senate Finance or House Ways and Means without a hearing. Tolls fared no better: four bills to toll I-95 at Lake Marion (S178 and H3739 in 2019, S780's toll-review mandate, S499 in 2023) and the Interstate 95 Bridge Toll Act (S674, 2023) died in first committee, as did a local-option one-cent gas fee for beach renourishment (S172, 2019) — and the SCDOT Modernization Act (Act 177 of 2026) then rewrote the toll rules statewide: usage charges may only be placed on new-capacity "choice lanes," never on existing free lanes. What passed: the County Green Space Sales Tax Act (S152, Act 166 of 2022, Senate 43–1 and 41–3, House 67–28) — a genuinely new, voter-approved local penny, for preserving land rather than building roads — plus flexibility laws letting tourism taxes fund flooding and drainage repair (S217, Act 146 of 2020, 34–2 and 87–15), setting beach-parking rules (S40, Act 89 of 2021, 44–0 and 102–10), and opening the education penny to more counties (H4589, Act 203 of 2026). Every local tool in this record requires a county referendum — the ballot question must list the projects, which is where the transparency condition citizens attached already lives in the law.</w:t>
+        <w:t xml:space="preserve"> Counties can already ask voters for a transportation penny tax (which can include tolls) and a capital project penny. The filed bills tried to widen them: making clear the transportation penny can fund mass transit (filed in all four sessions: S611 and H4389 in 2019, H3535 and S437 in 2021, S290, S562, and H4059 in 2023, S979 in 2026), letting pennies stack (H3129, 2021), letting a renewed penny run eleven years instead of seven (S116, 2023), and exempting groceries (H5188, S1113, 2024). Every one died in Senate Finance or House Ways and Means without a hearing. Tolls fared no better: four bills to toll I-95 at Lake Marion (S178 and H3739 in 2019, S780's toll-review mandate, S499 in 2023) and the Interstate 95 Bridge Toll Act (S674, 2023) died in first committee, as did a local-option one-cent gas fee for beach renourishment (S172, 2019) — and the SCDOT Modernization Act (Act 177 of 2026) then rewrote the toll rules statewide: usage charges may only be placed on new-capacity "choice lanes," never on existing free lanes. What passed: the County Green Space Sales Tax Act (S152, Act 166 of 2022, Senate 43–1 and 41–3, House 67–28) — a genuinely new, voter-approved local penny, for preserving land rather than building roads — plus flexibility laws letting tourism taxes fund flooding and drainage repair (S217, Act 146 of 2020, 34–2 and 87–15), setting beach-parking rules (S40, Act 89 of 2021, 44–0 and 102–10), and opening the education penny to more counties (H4589, Act 203 of 2026). Every local tax tool in this record requires a county referendum — the ballot question must list the projects, which is where the transparency condition citizens attached already lives in the law.</w:t>
+      </w:r>
+    </w:p>
+    <w:p>
+      <w:pPr>
+        <w:widowControl/>
+        <w:spacing w:before="0" w:after="49" w:lineRule="auto" w:line="247"/>
+        <w:jc w:val="both"/>
+      </w:pPr>
+      <w:r>
+        <w:rPr>
+          <w:rFonts w:ascii="Arial" w:hAnsi="Arial" w:cs="Arial" w:eastAsia="Arial"/>
+          <w:b w:val="0"/>
+          <w:color w:val="444444"/>
+          <w:sz w:val="20"/>
+        </w:rPr>
+        <w:t>The impact fee — the other tool this proposal names — has been legal since 1999: the Development Impact Fee Act lets counties and cities charge developers for the capital costs new projects create, under strict conditions (a capital-improvements plan first, and fees cannot pay for maintenance or operations). Ten bills in three sessions fought over that shape, in both directions. Expanding it: H4659 (2023) would have allowed impact fees on residential development only (today it is all-or-nothing), H5088 (2026) would have added road resurfacing as a fundable cost and given governments longer to spend the money, H3460 (2021) and H4008 (2025) would have added a one-time developer fee funding help for longtime residents facing displacement, and H4943 (2022) would have let older fee programs pay down project debt. Narrowing it for the building industry: H4981 and S856 (2023–24) and the H5017/H3165 package would have excluded repair, maintenance, and administrative costs from what fees can cover, and H4672 (2025) would have exempted buyers who already owned a home in the same school district. All ten died in their first committee. The one time the legislature did act on impact fees, it blocked them: a one-year budget rule (FY 2021-22 proviso 117.96) barred impact fees on new school construction, and was not renewed.</w:t>
       </w:r>
     </w:p>
     <w:p>
@@ -742,89 +733,7 @@
           <w:sz w:val="25"/>
           <w:spacing w:val="20"/>
         </w:rPr>
-        <w:t>MAKING DEVELOPERS PAY FOR GROWTH [P-DEVELOPER-PAYS-GROWTH]</w:t>
-      </w:r>
-    </w:p>
-    <w:p>
-      <w:pPr>
-        <w:widowControl/>
-        <w:spacing w:before="0" w:after="49" w:lineRule="auto" w:line="247"/>
-        <w:jc w:val="both"/>
-      </w:pPr>
-      <w:r>
-        <w:rPr>
-          <w:rFonts w:ascii="Arial" w:hAnsi="Arial" w:cs="Arial" w:eastAsia="Arial"/>
-          <w:b/>
-          <w:color w:val="1A2D4F"/>
-          <w:sz w:val="20"/>
-        </w:rPr>
-        <w:t>Ten bills, two directions, zero hearings.</w:t>
-      </w:r>
-      <w:r>
-        <w:rPr>
-          <w:rFonts w:ascii="Arial" w:hAnsi="Arial" w:cs="Arial" w:eastAsia="Arial"/>
-          <w:b w:val="0"/>
-          <w:color w:val="444444"/>
-          <w:sz w:val="20"/>
-        </w:rPr>
-        <w:t xml:space="preserve"> The 1999 Development Impact Fee Act already lets counties and cities charge developers for the capital costs new projects create — under strict conditions: a capital-improvements plan first, and fees cannot pay for maintenance or operations. The expansion bills tried to loosen those limits: H4659 (2023) would have allowed impact fees on residential development only (today it is all-or-nothing), H5088 (2026) would have added road resurfacing as a fundable cost and given governments longer to spend the money, H3460 (2021) and H4008 (2025) would have added a one-time developer fee funding help for longtime residents facing displacement, and H4943 (2022) would have let older fee programs pay down project debt. The narrowing bills pushed the other way for the building industry: H4981 and S856 (2023–24) and the H5017/H3165 package would have excluded repair, maintenance, and administrative costs from what fees can cover and required counties and cities to notify each other about developments and annexations; H4672 (2025) would have exempted buyers who already owned a home in the same school district. All ten died in first committee — Ways and Means, Finance, Judiciary, or the municipal-affairs committee. No proffer bill has ever been filed. The one time the legislature did act on impact fees, it blocked them: a one-year budget rule (FY 2021-22 proviso 117.96) barred impact fees on new school construction, and was not renewed. The nearest live idea is concurrency — see the planning spotlight.</w:t>
-      </w:r>
-    </w:p>
-    <w:p>
-      <w:pPr>
-        <w:widowControl/>
-        <w:spacing w:before="84" w:after="36" w:lineRule="auto" w:line="254"/>
-      </w:pPr>
-      <w:r>
-        <w:rPr>
-          <w:rFonts w:ascii="Arial" w:hAnsi="Arial" w:cs="Arial" w:eastAsia="Arial"/>
-          <w:b/>
-          <w:color w:val="C0392B"/>
-          <w:sz w:val="25"/>
-          <w:spacing w:val="20"/>
-        </w:rPr>
-        <w:t>PUBLIC TRANSIT, RAIL, AND MULTIMODAL OPTIONS [P-MULTIMODAL-TRANSPORT]</w:t>
-      </w:r>
-    </w:p>
-    <w:p>
-      <w:pPr>
-        <w:widowControl/>
-        <w:spacing w:before="0" w:after="49" w:lineRule="auto" w:line="247"/>
-        <w:jc w:val="both"/>
-      </w:pPr>
-      <w:r>
-        <w:rPr>
-          <w:rFonts w:ascii="Arial" w:hAnsi="Arial" w:cs="Arial" w:eastAsia="Arial"/>
-          <w:b/>
-          <w:color w:val="1A2D4F"/>
-          <w:sz w:val="20"/>
-        </w:rPr>
-        <w:t>Zero hearings on every transit bill; the one rail idea with floor support moves freight.</w:t>
-      </w:r>
-      <w:r>
-        <w:rPr>
-          <w:rFonts w:ascii="Arial" w:hAnsi="Arial" w:cs="Arial" w:eastAsia="Arial"/>
-          <w:b w:val="0"/>
-          <w:color w:val="444444"/>
-          <w:sz w:val="20"/>
-        </w:rPr>
-        <w:t xml:space="preserve"> The filed designs cover the whole multimodal menu: a "complete streets" mandate so SCDOT designs roads for pedestrians, cyclists, and transit riders (H3656, 2019); making SCDOT's required feasibility review before road projects use measurable standards including dedicated bus lanes (H3051, 2021); transit-oriented development agencies for counties and cities (H3655 in 2019, H4013 in 2023); incentives for developers to build bus stops and walkable paths in projects near transit lines (H3828, 2019); commuter- and high-speed-rail commissions and studies (S216 and H3189 in 2019, H3937 in 2021, H4122 in 2025); a study committee on connecting to Charlotte's transit system (S730, 2019); and a study of adding commuter rail alongside existing highways (H5347, 2024). Every one died in its first committee — mostly House Education and Public Works or Senate Transportation — with no hearing, across four sessions. Most were led by Rep. Pendarvis. The exception is freight: the Shortline Railroad Modernization Act, a tax credit covering half of small railroads' track-rebuilding costs, passed the House 106–3 in 2022 and 65–46 in 2023 and died in Senate Finance both times. What was enacted sits at the edges: a trespass law for transit facilities (S399, Act 222 of 2026, 44–0 and 107–0) and the EV-charging framework with a legislative committee on transportation electrification (S304, Act 46 of 2021). The bills clarifying that the local penny tax can fund transit are counted under local funding tools — the two proposals meet there.</w:t>
-      </w:r>
-    </w:p>
-    <w:p>
-      <w:pPr>
-        <w:widowControl/>
-        <w:spacing w:before="84" w:after="36" w:lineRule="auto" w:line="254"/>
-      </w:pPr>
-      <w:r>
-        <w:rPr>
-          <w:rFonts w:ascii="Arial" w:hAnsi="Arial" w:cs="Arial" w:eastAsia="Arial"/>
-          <w:b/>
-          <w:color w:val="C0392B"/>
-          <w:sz w:val="25"/>
-          <w:spacing w:val="20"/>
-        </w:rPr>
-        <w:t>STATE OR REGIONAL PLANNING FOR GROWTH [P-STATE-MASTER-PLANNING]</w:t>
+        <w:t>STATE OR MASTER PLANNING VS. COUNTY-BY-COUNTY PLANS [P-STATE-MASTER-PLANNING]</w:t>
       </w:r>
     </w:p>
     <w:p>
@@ -865,7 +774,7 @@
           <w:sz w:val="25"/>
           <w:spacing w:val="20"/>
         </w:rPr>
-        <w:t>MAINTAIN EXISTING ROADS FIRST [P-FIX-ROADS-FIRST]</w:t>
+        <w:t>FIX THE ROADS WE'VE GOT FIRST [P-FIX-ROADS-FIRST]</w:t>
       </w:r>
     </w:p>
     <w:p>
@@ -906,7 +815,7 @@
           <w:sz w:val="25"/>
           <w:spacing w:val="20"/>
         </w:rPr>
-        <w:t>FUND INFRASTRUCTURE WITHOUT NEW TAXES OR FEES [P-NO-NEW-TAXES]</w:t>
+        <w:t>NO NEW TAXES OR FEES [P-NO-NEW-TAXES]</w:t>
       </w:r>
     </w:p>
     <w:p>
@@ -947,7 +856,7 @@
           <w:sz w:val="25"/>
           <w:spacing w:val="20"/>
         </w:rPr>
-        <w:t>BETTER BIDDING AND CONTRACTOR ACCOUNTABILITY [P-CONTRACTOR-ACCOUNTABILITY]</w:t>
+        <w:t>A BETTER CONTRACTOR BIDDING PROCESS AND ACCOUNTABILITY [P-CONTRACTOR-ACCOUNTABILITY]</w:t>
       </w:r>
     </w:p>
     <w:p>
@@ -1125,40 +1034,6 @@
           <w:sz w:val="20"/>
         </w:rPr>
         <w:t xml:space="preserve"> A one-time charge on new development to cover the capital costs (roads, water, parks) the development creates. Legal in South Carolina since 1999, with limits: a plan first, and no funding of maintenance or operations.</w:t>
-      </w:r>
-    </w:p>
-    <w:p>
-      <w:pPr>
-        <w:widowControl/>
-        <w:spacing w:before="0" w:after="60" w:lineRule="auto" w:line="252"/>
-        <w:ind w:left="200"/>
-      </w:pPr>
-      <w:r>
-        <w:rPr>
-          <w:rFonts w:ascii="Arial" w:hAnsi="Arial" w:cs="Arial" w:eastAsia="Arial"/>
-          <w:b w:val="0"/>
-          <w:color w:val="C0392B"/>
-          <w:sz w:val="20"/>
-        </w:rPr>
-        <w:t xml:space="preserve">▪  </w:t>
-      </w:r>
-      <w:r>
-        <w:rPr>
-          <w:rFonts w:ascii="Arial" w:hAnsi="Arial" w:cs="Arial" w:eastAsia="Arial"/>
-          <w:b/>
-          <w:color w:val="1A2D4F"/>
-          <w:sz w:val="20"/>
-        </w:rPr>
-        <w:t>Proffer:</w:t>
-      </w:r>
-      <w:r>
-        <w:rPr>
-          <w:rFonts w:ascii="Arial" w:hAnsi="Arial" w:cs="Arial" w:eastAsia="Arial"/>
-          <w:b w:val="0"/>
-          <w:color w:val="444444"/>
-          <w:sz w:val="20"/>
-        </w:rPr>
-        <w:t xml:space="preserve"> A developer's negotiated contribution (money, land, or construction) offered during rezoning. South Carolina has no proffer statute, and none has been filed.</w:t>
       </w:r>
     </w:p>
     <w:p>
@@ -1465,74 +1340,6 @@
           <w:sz w:val="20"/>
         </w:rPr>
         <w:t xml:space="preserve"> Created by Act 177 of 2026: the public reports potholes (by phone, website, or a free app) and SCDOT must repair each within seven days, with $15 million a year set aside for repeat potholes.</w:t>
-      </w:r>
-    </w:p>
-    <w:p>
-      <w:pPr>
-        <w:widowControl/>
-        <w:spacing w:before="0" w:after="60" w:lineRule="auto" w:line="252"/>
-        <w:ind w:left="200"/>
-      </w:pPr>
-      <w:r>
-        <w:rPr>
-          <w:rFonts w:ascii="Arial" w:hAnsi="Arial" w:cs="Arial" w:eastAsia="Arial"/>
-          <w:b w:val="0"/>
-          <w:color w:val="C0392B"/>
-          <w:sz w:val="20"/>
-        </w:rPr>
-        <w:t xml:space="preserve">▪  </w:t>
-      </w:r>
-      <w:r>
-        <w:rPr>
-          <w:rFonts w:ascii="Arial" w:hAnsi="Arial" w:cs="Arial" w:eastAsia="Arial"/>
-          <w:b/>
-          <w:color w:val="1A2D4F"/>
-          <w:sz w:val="20"/>
-        </w:rPr>
-        <w:t>Complete streets:</w:t>
-      </w:r>
-      <w:r>
-        <w:rPr>
-          <w:rFonts w:ascii="Arial" w:hAnsi="Arial" w:cs="Arial" w:eastAsia="Arial"/>
-          <w:b w:val="0"/>
-          <w:color w:val="444444"/>
-          <w:sz w:val="20"/>
-        </w:rPr>
-        <w:t xml:space="preserve"> A policy of designing roads for everyone using them — drivers, pedestrians, cyclists, transit riders. Proposed for SCDOT in 2019; never heard.</w:t>
-      </w:r>
-    </w:p>
-    <w:p>
-      <w:pPr>
-        <w:widowControl/>
-        <w:spacing w:before="0" w:after="60" w:lineRule="auto" w:line="252"/>
-        <w:ind w:left="200"/>
-      </w:pPr>
-      <w:r>
-        <w:rPr>
-          <w:rFonts w:ascii="Arial" w:hAnsi="Arial" w:cs="Arial" w:eastAsia="Arial"/>
-          <w:b w:val="0"/>
-          <w:color w:val="C0392B"/>
-          <w:sz w:val="20"/>
-        </w:rPr>
-        <w:t xml:space="preserve">▪  </w:t>
-      </w:r>
-      <w:r>
-        <w:rPr>
-          <w:rFonts w:ascii="Arial" w:hAnsi="Arial" w:cs="Arial" w:eastAsia="Arial"/>
-          <w:b/>
-          <w:color w:val="1A2D4F"/>
-          <w:sz w:val="20"/>
-        </w:rPr>
-        <w:t>Transit-oriented development:</w:t>
-      </w:r>
-      <w:r>
-        <w:rPr>
-          <w:rFonts w:ascii="Arial" w:hAnsi="Arial" w:cs="Arial" w:eastAsia="Arial"/>
-          <w:b w:val="0"/>
-          <w:color w:val="444444"/>
-          <w:sz w:val="20"/>
-        </w:rPr>
-        <w:t xml:space="preserve"> Building homes and shops around transit stops; two bills would have let local governments create redevelopment agencies for it.</w:t>
       </w:r>
     </w:p>
     <w:p>
